--- a/MDPM 883/Milestone 2/Meeting Summaries/Working_Session_2_Summary_2026-10-17.docx
+++ b/MDPM 883/Milestone 2/Meeting Summaries/Working_Session_2_Summary_2026-10-17.docx
@@ -661,7 +661,7 @@
                 <w:sz w:val="19"/>
                 <w:szCs w:val="19"/>
               </w:rPr>
-              <w:t xml:space="preserve">Qiuchen Li’s first recorded contribution is at about 1 h 08 min; her arrival time is not captured</w:t>
+              <w:t xml:space="preserve">Qiuchen Li’s first recorded contribution is at about 1 h 08 min; arrival time is not captured</w:t>
             </w:r>
           </w:p>
         </w:tc>
@@ -848,7 +848,7 @@
           <w:sz w:val="20"/>
           <w:szCs w:val="20"/>
         </w:rPr>
-        <w:t xml:space="preserve">He proposed confirming only urgent usability gaps if time allowed, using Monday’s working session (19 October) for a detailed usability review and, time permitting, the pipeline assignment. Fuyang Xu agreed.</w:t>
+        <w:t xml:space="preserve">Warren proposed confirming only urgent usability gaps if time allowed, using Monday’s working session (19 October) for a detailed usability review and, time permitting, the pipeline assignment. Fuyang Xu agreed.</w:t>
       </w:r>
     </w:p>
     <w:p>
@@ -1179,43 +1179,43 @@
           <w:sz w:val="20"/>
           <w:szCs w:val="20"/>
         </w:rPr>
-        <w:t xml:space="preserve">Fuyang’s prototype used “copy link” to send a live document, and he asked how the client should receive it.</w:t>
-      </w:r>
-    </w:p>
-    <w:p>
-      <w:pPr>
-        <w:pStyle w:val="ListParagraph"/>
-        <w:numPr>
-          <w:ilvl w:val="0"/>
-          <w:numId w:val="2"/>
-        </w:numPr>
-        <w:spacing w:after="40"/>
-      </w:pPr>
-      <w:r>
-        <w:rPr>
-          <w:rFonts w:ascii="Calibri" w:cs="Calibri" w:eastAsia="Calibri" w:hAnsi="Calibri"/>
-          <w:sz w:val="20"/>
-          <w:szCs w:val="20"/>
-        </w:rPr>
-        <w:t xml:space="preserve">Mmenyene proposed that “Share with client” open a panel showing the client’s name and email (collected in Flow 1), a message box and Send, so the requester need not leave the platform or use another tool such as Microsoft Office. The file would attach itself (a back-end function) and the client would not be given system access. She said this had been validated with Cohen Mcleod as buildable.</w:t>
-      </w:r>
-    </w:p>
-    <w:p>
-      <w:pPr>
-        <w:pStyle w:val="ListParagraph"/>
-        <w:numPr>
-          <w:ilvl w:val="0"/>
-          <w:numId w:val="2"/>
-        </w:numPr>
-        <w:spacing w:after="40"/>
-      </w:pPr>
-      <w:r>
-        <w:rPr>
-          <w:rFonts w:ascii="Calibri" w:cs="Calibri" w:eastAsia="Calibri" w:hAnsi="Calibri"/>
-          <w:sz w:val="20"/>
-          <w:szCs w:val="20"/>
-        </w:rPr>
-        <w:t xml:space="preserve">Anne-Marie said it had been confirmed only that this can be done, not the method; she asked about attachments and suggested a hover or pop-up on the button explaining that the system emails the client, without building the back end. Mmenyene said that could be done.</w:t>
+        <w:t xml:space="preserve">Fuyang’s prototype used “copy link” to send a live document, and Fuyang asked how the client should receive it.</w:t>
+      </w:r>
+    </w:p>
+    <w:p>
+      <w:pPr>
+        <w:pStyle w:val="ListParagraph"/>
+        <w:numPr>
+          <w:ilvl w:val="0"/>
+          <w:numId w:val="2"/>
+        </w:numPr>
+        <w:spacing w:after="40"/>
+      </w:pPr>
+      <w:r>
+        <w:rPr>
+          <w:rFonts w:ascii="Calibri" w:cs="Calibri" w:eastAsia="Calibri" w:hAnsi="Calibri"/>
+          <w:sz w:val="20"/>
+          <w:szCs w:val="20"/>
+        </w:rPr>
+        <w:t xml:space="preserve">Mmenyene proposed that “Share with client” open a panel showing the client’s name and email (collected in Flow 1), a message box and Send, so the requester need not leave the platform or use another tool such as Microsoft Office. The file would attach itself (a back-end function) and the client would not be given system access. Mmenyene said this had been validated with Cohen Mcleod as buildable.</w:t>
+      </w:r>
+    </w:p>
+    <w:p>
+      <w:pPr>
+        <w:pStyle w:val="ListParagraph"/>
+        <w:numPr>
+          <w:ilvl w:val="0"/>
+          <w:numId w:val="2"/>
+        </w:numPr>
+        <w:spacing w:after="40"/>
+      </w:pPr>
+      <w:r>
+        <w:rPr>
+          <w:rFonts w:ascii="Calibri" w:cs="Calibri" w:eastAsia="Calibri" w:hAnsi="Calibri"/>
+          <w:sz w:val="20"/>
+          <w:szCs w:val="20"/>
+        </w:rPr>
+        <w:t xml:space="preserve">Anne-Marie said it had been confirmed only that this can be done, not the method; Anne-Marie asked about attachments and suggested a hover or pop-up on the button explaining that the system emails the client, without building the back end. Mmenyene said that could be done.</w:t>
       </w:r>
     </w:p>
     <w:p>
@@ -1305,7 +1305,7 @@
           <w:sz w:val="20"/>
           <w:szCs w:val="20"/>
         </w:rPr>
-        <w:t xml:space="preserve">Mmenyene, speaking from recording the video, said the Overview tab (with an AI-generated summary) made the other content redundant and Activity &amp; Messages largely duplicated it; the proposal could be opened from three places; and the flow looped (overview, proposal, message, reply, attachments, share, then stalled after “copy link”). She proposed removing Overview, keeping Activity &amp; Messages and Attachments, and landing the user on Activity &amp; Messages, with the proposal viewed from a link in the message.</w:t>
+        <w:t xml:space="preserve">Mmenyene, speaking from recording the video, said the Overview tab (with an AI-generated summary) made the other content redundant and Activity &amp; Messages largely duplicated it; the proposal could be opened from three places; and the flow looped (overview, proposal, message, reply, attachments, share, then stalled after “copy link”). Mmenyene proposed removing Overview, keeping Activity &amp; Messages and Attachments, and landing the user on Activity &amp; Messages, with the proposal viewed from a link in the message.</w:t>
       </w:r>
     </w:p>
     <w:p>
@@ -1403,7 +1403,7 @@
           <w:sz w:val="20"/>
           <w:szCs w:val="20"/>
         </w:rPr>
-        <w:t xml:space="preserve">Anne-Marie asked why Joy’s message is needed: routine updates should trigger a system alert (“proposal ready for review”) and Kevin should review and share without replying; messaging suits out-of-the-ordinary cases. She also said the proposal link appeared too many times.</w:t>
+        <w:t xml:space="preserve">Anne-Marie asked why Joy’s message is needed: routine updates should trigger a system alert (“proposal ready for review”) and Kevin should review and share without replying; messaging suits out-of-the-ordinary cases. Anne-Marie also said the proposal link appeared too many times.</w:t>
       </w:r>
     </w:p>
     <w:p>
@@ -1457,7 +1457,7 @@
           <w:sz w:val="20"/>
           <w:szCs w:val="20"/>
         </w:rPr>
-        <w:t xml:space="preserve">Mmenyene said she was good with this and that an “optional” label on the reply box was unnecessary, since the user can simply reply or not. Fuyang agreed.</w:t>
+        <w:t xml:space="preserve">Mmenyene accepted this and said an “optional” label on the reply box was unnecessary, since the user can simply reply or not. Fuyang agreed.</w:t>
       </w:r>
     </w:p>
     <w:p>
@@ -1513,7 +1513,7 @@
           <w:sz w:val="20"/>
           <w:szCs w:val="20"/>
         </w:rPr>
-        <w:t xml:space="preserve">Anne-Marie asked that the Scenario 2 flow she posted on 8 October be reviewed; Warren said he had seen it, and the group moved to a decision given the next-day deadline.</w:t>
+        <w:t xml:space="preserve">Anne-Marie asked that the Scenario 2 flow posted on 8 October be reviewed; Warren said it had been seen, and the group moved to a decision given the next-day deadline.</w:t>
       </w:r>
     </w:p>
     <w:p>
@@ -1547,7 +1547,7 @@
           <w:sz w:val="20"/>
           <w:szCs w:val="20"/>
         </w:rPr>
-        <w:t xml:space="preserve">Qiuchen Li said she had reviewed Scenario 1 and found Fuyang’s design acceptable; further changes risked a “rabbit hole” at prototype stage, and refinements should follow real-user feedback. Adekunle Adeniji agreed, adding that the user interviews would supply more data.</w:t>
+        <w:t xml:space="preserve">Qiuchen Li said Scenario 1 had been reviewed and Fuyang’s design was acceptable; further changes risked a “rabbit hole” at prototype stage, and refinements should follow real-user feedback. Adekunle Adeniji agreed, adding that the user interviews would supply more data.</w:t>
       </w:r>
     </w:p>
     <w:p>
@@ -1583,7 +1583,7 @@
           <w:sz w:val="20"/>
           <w:szCs w:val="20"/>
         </w:rPr>
-        <w:t xml:space="preserve">Fuyang said he was making two changes: the submission receipt (Flow 1) and removal of the AI overview, moving the proposal and request summary into Activity &amp; Messages. Removing the chat box and turning Activity &amp; Messages into an activity-only timeline would need a UX structure from someone else.</w:t>
+        <w:t xml:space="preserve">Fuyang said two changes were under way: the submission receipt (Flow 1) and removal of the AI overview, moving the proposal and request summary into Activity &amp; Messages. Removing the chat box and turning Activity &amp; Messages into an activity-only timeline would need a UX structure from someone else.</w:t>
       </w:r>
     </w:p>
     <w:p>
@@ -1645,7 +1645,7 @@
           <w:sz w:val="20"/>
           <w:szCs w:val="20"/>
         </w:rPr>
-        <w:t xml:space="preserve">Mmenyene will record the clicks and Warren will add the script and edit. She will post the video in the team folder for review so it can be accepted and submitted. Warren and Mmenyene aim to finish that evening.</w:t>
+        <w:t xml:space="preserve">Mmenyene will record the clicks and Warren will add the script and edit. Mmenyene will post the video in the team folder for review so it can be accepted and submitted. Warren and Mmenyene aim to finish that evening.</w:t>
       </w:r>
     </w:p>
     <w:p>
@@ -1757,7 +1757,7 @@
           <w:sz w:val="20"/>
           <w:szCs w:val="20"/>
         </w:rPr>
-        <w:t xml:space="preserve">Warren thanked Qiuchen for the draft and said methodology and target audience need the most work. His problem/solution hypothesis section is done but may change as others finish; he asked everyone to comment in the document. Adekunle asked how to contribute; Qiuchen pointed him to the shared folder.</w:t>
+        <w:t xml:space="preserve">Warren thanked Qiuchen for the draft and said methodology and target audience need the most work. Warren’s problem/solution hypothesis section is done but may change as others finish; Warren asked everyone to comment in the document. Adekunle asked how to contribute; Qiuchen pointed Adekunle to the shared folder.</w:t>
       </w:r>
     </w:p>
     <w:p>
@@ -2113,7 +2113,7 @@
           <w:sz w:val="20"/>
           <w:szCs w:val="20"/>
         </w:rPr>
-        <w:t xml:space="preserve">Recruitment strategy: Fuyang, with data from Mmenyene including her email to Cohen; handed over so he can finish and focus on the test screens.</w:t>
+        <w:t xml:space="preserve">Recruitment strategy: Fuyang, with data from Mmenyene including the email sent to Cohen; handed over so Fuyang can finish and focus on the test screens.</w:t>
       </w:r>
     </w:p>
     <w:p>
@@ -2183,7 +2183,7 @@
           <w:sz w:val="20"/>
           <w:szCs w:val="20"/>
         </w:rPr>
-        <w:t xml:space="preserve">Participants: Mmenyene has emailed Cohen and paused entering sessions in his calendar, unsure whether to invite the CMAC participants directly. Warren recalled Cohen’s instruction (give him the times and he lines up participants). Mmenyene said she will enter sessions in Cohen’s calendar once he confirms participants, and hopes for his reply on Monday.</w:t>
+        <w:t xml:space="preserve">Participants: Mmenyene has emailed Cohen and paused entering sessions in Cohen’s calendar, unsure whether to invite the CMAC participants directly. Warren recalled Cohen’s instruction (give Cohen the times and Cohen lines up participants). Mmenyene said sessions will be entered in Cohen’s calendar once Cohen confirms participants, and hoped for a reply on Monday.</w:t>
       </w:r>
     </w:p>
     <w:p>
@@ -2217,7 +2217,7 @@
           <w:sz w:val="20"/>
           <w:szCs w:val="20"/>
         </w:rPr>
-        <w:t xml:space="preserve">Mmenyene asked members to use their Trello boards, saying her earlier long message on this had been ignored, and used the phrase “I will drag you”. Warren said the wording was inappropriate in a professional setting and that mutual respect affects whether people feel safe working together. Mmenyene replied that the team had agreed to use Trello and not all had done so, then said the remark was not serious and the request was simply to use Trello.</w:t>
+        <w:t xml:space="preserve">Mmenyene asked members to use their Trello boards, saying a long message on this had been ignored, and used the phrase “I will drag you”. Warren said the wording was inappropriate in a professional setting and that mutual respect affects whether people feel safe working together. Mmenyene replied that the team had agreed to use Trello and not all had done so, then said the remark was not serious and the request was simply to use Trello.</w:t>
       </w:r>
     </w:p>
     <w:p>
@@ -2271,7 +2271,7 @@
           <w:sz w:val="20"/>
           <w:szCs w:val="20"/>
         </w:rPr>
-        <w:t xml:space="preserve"> Warren asked Adekunle about the decision log for the 15 October admin meeting. Adekunle said he had created it but not uploaded it, and was unsure he had received the recording. Warren asked that actions and decisions from that meeting and this session be combined, separated by date. Adekunle will check for the transcript.</w:t>
+        <w:t xml:space="preserve"> Warren asked Adekunle about the decision log for the 15 October admin meeting. Adekunle said the log had been created but not uploaded, and was unsure the recording had been received. Warren asked that actions and decisions from that meeting and this session be combined, separated by date. Adekunle will check for the transcript.</w:t>
       </w:r>
     </w:p>
     <w:p>
@@ -2327,7 +2327,7 @@
           <w:sz w:val="20"/>
           <w:szCs w:val="20"/>
         </w:rPr>
-        <w:t xml:space="preserve"> Warren asked that sections be ready for everyone to see on Monday. Anne-Marie said she would not be there on Monday (voting day) and would “do it tomorrow” (Sunday); the item she referred to was not specified.</w:t>
+        <w:t xml:space="preserve"> Warren asked that sections be ready for everyone to see on Monday. Anne-Marie gave notice of absence on Monday (voting day) and said it would be done “tomorrow” (Sunday); the item referred to was not specified.</w:t>
       </w:r>
     </w:p>
     <w:p>
@@ -3142,7 +3142,7 @@
                 <w:sz w:val="19"/>
                 <w:szCs w:val="19"/>
               </w:rPr>
-              <w:t xml:space="preserve">Mon 19 Oct (she will be away Monday)</w:t>
+              <w:t xml:space="preserve">Mon 19 Oct (away Monday)</w:t>
             </w:r>
           </w:p>
         </w:tc>
@@ -3596,7 +3596,7 @@
                 <w:sz w:val="19"/>
                 <w:szCs w:val="19"/>
               </w:rPr>
-              <w:t xml:space="preserve">Confirm participants with Cohen, then enter sessions in his calendar</w:t>
+              <w:t xml:space="preserve">Confirm participants with Cohen, then enter sessions in Cohen’s calendar</w:t>
             </w:r>
           </w:p>
         </w:tc>
@@ -4555,7 +4555,7 @@
                 <w:sz w:val="19"/>
                 <w:szCs w:val="19"/>
               </w:rPr>
-              <w:t xml:space="preserve">In progress. Mmenyene had recorded an earlier version and found the flow confusing; she will re-record the clicks after Fuyang’s update, and Warren will add script and editing. Target: evening of 17 October.</w:t>
+              <w:t xml:space="preserve">In progress. Mmenyene had recorded an earlier version and found the flow confusing; the clicks will be re-recorded after Fuyang’s update, and Warren will add script and editing. Target: evening of 17 October.</w:t>
             </w:r>
           </w:p>
         </w:tc>
@@ -4622,7 +4622,7 @@
                 <w:sz w:val="19"/>
                 <w:szCs w:val="19"/>
               </w:rPr>
-              <w:t xml:space="preserve">Participant list posted 16 October and Cohen emailed; his reply is awaited. Calendar entries on hold.</w:t>
+              <w:t xml:space="preserve">Participant list posted 16 October and Cohen emailed; a reply is awaited. Calendar entries on hold.</w:t>
             </w:r>
           </w:p>
         </w:tc>
@@ -5019,7 +5019,7 @@
           <w:sz w:val="20"/>
           <w:szCs w:val="20"/>
         </w:rPr>
-        <w:t xml:space="preserve">Whether CMAC participants may be invited directly: awaiting Cohen’s reply. Anne-Marie will be away on Monday, when the methodology draft is due for review. The Scenario 2 flow she posted on 8 October was not reviewed.</w:t>
+        <w:t xml:space="preserve">Whether CMAC participants may be invited directly: awaiting Cohen’s reply. Anne-Marie will be away on Monday, when the methodology draft is due for review. The Scenario 2 flow Anne-Marie posted on 8 October was not reviewed.</w:t>
       </w:r>
     </w:p>
     <w:p>
